--- a/อื่นๆ/รูปเล่ม.docx
+++ b/อื่นๆ/รูปเล่ม.docx
@@ -5384,7 +5384,7 @@
         <w:spacing w:after="0"/>
         <w:jc w:val="thaiDistribute"/>
         <w:rPr>
-          <w:rFonts w:ascii="TH SarabunPSK" w:hAnsi="TH SarabunPSK" w:cs="TH SarabunPSK" w:hint="cs"/>
+          <w:rFonts w:ascii="TH SarabunPSK" w:hAnsi="TH SarabunPSK" w:cs="TH SarabunPSK"/>
           <w:sz w:val="32"/>
           <w:szCs w:val="32"/>
         </w:rPr>
@@ -14806,7 +14806,7 @@
     </w:pPr>
     <w:rPr>
       <w:rFonts w:asciiTheme="majorHAnsi" w:eastAsiaTheme="majorEastAsia" w:hAnsiTheme="majorHAnsi" w:cstheme="majorBidi"/>
-      <w:color w:val="0F4761" w:themeColor="accent1" w:themeShade="BF"/>
+      <w:color w:val="328D9F" w:themeColor="accent1" w:themeShade="BF"/>
       <w:sz w:val="40"/>
       <w:szCs w:val="50"/>
     </w:rPr>
@@ -14829,7 +14829,7 @@
     </w:pPr>
     <w:rPr>
       <w:rFonts w:asciiTheme="majorHAnsi" w:eastAsiaTheme="majorEastAsia" w:hAnsiTheme="majorHAnsi" w:cstheme="majorBidi"/>
-      <w:color w:val="0F4761" w:themeColor="accent1" w:themeShade="BF"/>
+      <w:color w:val="328D9F" w:themeColor="accent1" w:themeShade="BF"/>
       <w:sz w:val="32"/>
       <w:szCs w:val="40"/>
     </w:rPr>
@@ -14852,7 +14852,7 @@
     </w:pPr>
     <w:rPr>
       <w:rFonts w:eastAsiaTheme="majorEastAsia" w:cstheme="majorBidi"/>
-      <w:color w:val="0F4761" w:themeColor="accent1" w:themeShade="BF"/>
+      <w:color w:val="328D9F" w:themeColor="accent1" w:themeShade="BF"/>
       <w:sz w:val="28"/>
       <w:szCs w:val="35"/>
     </w:rPr>
@@ -14877,7 +14877,7 @@
       <w:rFonts w:eastAsiaTheme="majorEastAsia" w:cstheme="majorBidi"/>
       <w:i/>
       <w:iCs/>
-      <w:color w:val="0F4761" w:themeColor="accent1" w:themeShade="BF"/>
+      <w:color w:val="328D9F" w:themeColor="accent1" w:themeShade="BF"/>
     </w:rPr>
   </w:style>
   <w:style w:type="paragraph" w:styleId="Heading5">
@@ -14898,7 +14898,7 @@
     </w:pPr>
     <w:rPr>
       <w:rFonts w:eastAsiaTheme="majorEastAsia" w:cstheme="majorBidi"/>
-      <w:color w:val="0F4761" w:themeColor="accent1" w:themeShade="BF"/>
+      <w:color w:val="328D9F" w:themeColor="accent1" w:themeShade="BF"/>
     </w:rPr>
   </w:style>
   <w:style w:type="paragraph" w:styleId="Heading6">
@@ -15024,7 +15024,7 @@
     <w:rsid w:val="00F16A24"/>
     <w:rPr>
       <w:rFonts w:asciiTheme="majorHAnsi" w:eastAsiaTheme="majorEastAsia" w:hAnsiTheme="majorHAnsi" w:cstheme="majorBidi"/>
-      <w:color w:val="0F4761" w:themeColor="accent1" w:themeShade="BF"/>
+      <w:color w:val="328D9F" w:themeColor="accent1" w:themeShade="BF"/>
       <w:sz w:val="40"/>
       <w:szCs w:val="50"/>
     </w:rPr>
@@ -15038,7 +15038,7 @@
     <w:rsid w:val="00F16A24"/>
     <w:rPr>
       <w:rFonts w:asciiTheme="majorHAnsi" w:eastAsiaTheme="majorEastAsia" w:hAnsiTheme="majorHAnsi" w:cstheme="majorBidi"/>
-      <w:color w:val="0F4761" w:themeColor="accent1" w:themeShade="BF"/>
+      <w:color w:val="328D9F" w:themeColor="accent1" w:themeShade="BF"/>
       <w:sz w:val="32"/>
       <w:szCs w:val="40"/>
     </w:rPr>
@@ -15052,7 +15052,7 @@
     <w:rsid w:val="00F16A24"/>
     <w:rPr>
       <w:rFonts w:eastAsiaTheme="majorEastAsia" w:cstheme="majorBidi"/>
-      <w:color w:val="0F4761" w:themeColor="accent1" w:themeShade="BF"/>
+      <w:color w:val="328D9F" w:themeColor="accent1" w:themeShade="BF"/>
       <w:sz w:val="28"/>
       <w:szCs w:val="35"/>
     </w:rPr>
@@ -15068,7 +15068,7 @@
       <w:rFonts w:eastAsiaTheme="majorEastAsia" w:cstheme="majorBidi"/>
       <w:i/>
       <w:iCs/>
-      <w:color w:val="0F4761" w:themeColor="accent1" w:themeShade="BF"/>
+      <w:color w:val="328D9F" w:themeColor="accent1" w:themeShade="BF"/>
     </w:rPr>
   </w:style>
   <w:style w:type="character" w:customStyle="1" w:styleId="Heading5Char">
@@ -15080,7 +15080,7 @@
     <w:rsid w:val="00F16A24"/>
     <w:rPr>
       <w:rFonts w:eastAsiaTheme="majorEastAsia" w:cstheme="majorBidi"/>
-      <w:color w:val="0F4761" w:themeColor="accent1" w:themeShade="BF"/>
+      <w:color w:val="328D9F" w:themeColor="accent1" w:themeShade="BF"/>
     </w:rPr>
   </w:style>
   <w:style w:type="character" w:customStyle="1" w:styleId="Heading6Char">
@@ -15254,7 +15254,7 @@
     <w:rPr>
       <w:i/>
       <w:iCs/>
-      <w:color w:val="0F4761" w:themeColor="accent1" w:themeShade="BF"/>
+      <w:color w:val="328D9F" w:themeColor="accent1" w:themeShade="BF"/>
     </w:rPr>
   </w:style>
   <w:style w:type="paragraph" w:styleId="IntenseQuote">
@@ -15267,8 +15267,8 @@
     <w:rsid w:val="00F16A24"/>
     <w:pPr>
       <w:pBdr>
-        <w:top w:val="single" w:sz="4" w:space="10" w:color="0F4761" w:themeColor="accent1" w:themeShade="BF"/>
-        <w:bottom w:val="single" w:sz="4" w:space="10" w:color="0F4761" w:themeColor="accent1" w:themeShade="BF"/>
+        <w:top w:val="single" w:sz="4" w:space="10" w:color="328D9F" w:themeColor="accent1" w:themeShade="BF"/>
+        <w:bottom w:val="single" w:sz="4" w:space="10" w:color="328D9F" w:themeColor="accent1" w:themeShade="BF"/>
       </w:pBdr>
       <w:spacing w:before="360" w:after="360"/>
       <w:ind w:left="864" w:right="864"/>
@@ -15277,7 +15277,7 @@
     <w:rPr>
       <w:i/>
       <w:iCs/>
-      <w:color w:val="0F4761" w:themeColor="accent1" w:themeShade="BF"/>
+      <w:color w:val="328D9F" w:themeColor="accent1" w:themeShade="BF"/>
     </w:rPr>
   </w:style>
   <w:style w:type="character" w:customStyle="1" w:styleId="IntenseQuoteChar">
@@ -15289,7 +15289,7 @@
     <w:rPr>
       <w:i/>
       <w:iCs/>
-      <w:color w:val="0F4761" w:themeColor="accent1" w:themeShade="BF"/>
+      <w:color w:val="328D9F" w:themeColor="accent1" w:themeShade="BF"/>
     </w:rPr>
   </w:style>
   <w:style w:type="character" w:styleId="IntenseReference">
@@ -15302,7 +15302,7 @@
       <w:b/>
       <w:bCs/>
       <w:smallCaps/>
-      <w:color w:val="0F4761" w:themeColor="accent1" w:themeShade="BF"/>
+      <w:color w:val="328D9F" w:themeColor="accent1" w:themeShade="BF"/>
       <w:spacing w:val="5"/>
     </w:rPr>
   </w:style>
@@ -15320,7 +15320,7 @@
     <w:rPr>
       <w:i/>
       <w:iCs/>
-      <w:color w:val="0E2841" w:themeColor="text2"/>
+      <w:color w:val="162F33" w:themeColor="text2"/>
       <w:sz w:val="18"/>
       <w:szCs w:val="22"/>
     </w:rPr>
@@ -15373,9 +15373,9 @@
 </file>
 
 <file path=word/theme/theme1.xml><?xml version="1.0" encoding="utf-8"?>
-<a:theme xmlns:a="http://schemas.openxmlformats.org/drawingml/2006/main" name="Office Theme">
+<a:theme xmlns:a="http://schemas.openxmlformats.org/drawingml/2006/main" name="Metropolitan">
   <a:themeElements>
-    <a:clrScheme name="Office">
+    <a:clrScheme name="Metropolitan">
       <a:dk1>
         <a:sysClr val="windowText" lastClr="000000"/>
       </a:dk1>
@@ -15383,44 +15383,44 @@
         <a:sysClr val="window" lastClr="FFFFFF"/>
       </a:lt1>
       <a:dk2>
-        <a:srgbClr val="0E2841"/>
+        <a:srgbClr val="162F33"/>
       </a:dk2>
       <a:lt2>
-        <a:srgbClr val="E8E8E8"/>
+        <a:srgbClr val="EAF0E0"/>
       </a:lt2>
       <a:accent1>
-        <a:srgbClr val="156082"/>
+        <a:srgbClr val="50B4C8"/>
       </a:accent1>
       <a:accent2>
-        <a:srgbClr val="E97132"/>
+        <a:srgbClr val="A8B97F"/>
       </a:accent2>
       <a:accent3>
-        <a:srgbClr val="196B24"/>
+        <a:srgbClr val="9B9256"/>
       </a:accent3>
       <a:accent4>
-        <a:srgbClr val="0F9ED5"/>
+        <a:srgbClr val="657689"/>
       </a:accent4>
       <a:accent5>
-        <a:srgbClr val="A02B93"/>
+        <a:srgbClr val="7A855D"/>
       </a:accent5>
       <a:accent6>
-        <a:srgbClr val="4EA72E"/>
+        <a:srgbClr val="84AC9D"/>
       </a:accent6>
       <a:hlink>
-        <a:srgbClr val="467886"/>
+        <a:srgbClr val="2370CD"/>
       </a:hlink>
       <a:folHlink>
-        <a:srgbClr val="96607D"/>
+        <a:srgbClr val="877589"/>
       </a:folHlink>
     </a:clrScheme>
-    <a:fontScheme name="Office">
+    <a:fontScheme name="Metropolitan">
       <a:majorFont>
-        <a:latin typeface="Aptos Display" panose="02110004020202020204"/>
+        <a:latin typeface="Calibri Light" panose="020F0302020204030204"/>
         <a:ea typeface=""/>
         <a:cs typeface=""/>
-        <a:font script="Jpan" typeface="游ゴシック Light"/>
+        <a:font script="Jpan" typeface="ＭＳ Ｐゴシック"/>
         <a:font script="Hang" typeface="맑은 고딕"/>
-        <a:font script="Hans" typeface="等线 Light"/>
+        <a:font script="Hans" typeface="宋体"/>
         <a:font script="Hant" typeface="新細明體"/>
         <a:font script="Arab" typeface="Times New Roman"/>
         <a:font script="Hebr" typeface="Times New Roman"/>
@@ -15448,39 +15448,22 @@
         <a:font script="Viet" typeface="Times New Roman"/>
         <a:font script="Uigh" typeface="Microsoft Uighur"/>
         <a:font script="Geor" typeface="Sylfaen"/>
-        <a:font script="Armn" typeface="Arial"/>
-        <a:font script="Bugi" typeface="Leelawadee UI"/>
-        <a:font script="Bopo" typeface="Microsoft JhengHei"/>
-        <a:font script="Java" typeface="Javanese Text"/>
-        <a:font script="Lisu" typeface="Segoe UI"/>
-        <a:font script="Mymr" typeface="Myanmar Text"/>
-        <a:font script="Nkoo" typeface="Ebrima"/>
-        <a:font script="Olck" typeface="Nirmala UI"/>
-        <a:font script="Osma" typeface="Ebrima"/>
-        <a:font script="Phag" typeface="Phagspa"/>
-        <a:font script="Syrn" typeface="Estrangelo Edessa"/>
-        <a:font script="Syrj" typeface="Estrangelo Edessa"/>
-        <a:font script="Syre" typeface="Estrangelo Edessa"/>
-        <a:font script="Sora" typeface="Nirmala UI"/>
-        <a:font script="Tale" typeface="Microsoft Tai Le"/>
-        <a:font script="Talu" typeface="Microsoft New Tai Lue"/>
-        <a:font script="Tfng" typeface="Ebrima"/>
       </a:majorFont>
       <a:minorFont>
-        <a:latin typeface="Aptos" panose="02110004020202020204"/>
+        <a:latin typeface="Calibri Light" panose="020F0302020204030204"/>
         <a:ea typeface=""/>
         <a:cs typeface=""/>
-        <a:font script="Jpan" typeface="游明朝"/>
+        <a:font script="Jpan" typeface="ＭＳ Ｐゴシック"/>
         <a:font script="Hang" typeface="맑은 고딕"/>
-        <a:font script="Hans" typeface="等线"/>
+        <a:font script="Hans" typeface="宋体"/>
         <a:font script="Hant" typeface="新細明體"/>
-        <a:font script="Arab" typeface="Arial"/>
-        <a:font script="Hebr" typeface="Arial"/>
-        <a:font script="Thai" typeface="Cordia New"/>
+        <a:font script="Arab" typeface="Times New Roman"/>
+        <a:font script="Hebr" typeface="Times New Roman"/>
+        <a:font script="Thai" typeface="Angsana New"/>
         <a:font script="Ethi" typeface="Nyala"/>
         <a:font script="Beng" typeface="Vrinda"/>
         <a:font script="Gujr" typeface="Shruti"/>
-        <a:font script="Khmr" typeface="DaunPenh"/>
+        <a:font script="Khmr" typeface="MoolBoran"/>
         <a:font script="Knda" typeface="Tunga"/>
         <a:font script="Guru" typeface="Raavi"/>
         <a:font script="Cans" typeface="Euphemia"/>
@@ -15497,29 +15480,12 @@
         <a:font script="Laoo" typeface="DokChampa"/>
         <a:font script="Sinh" typeface="Iskoola Pota"/>
         <a:font script="Mong" typeface="Mongolian Baiti"/>
-        <a:font script="Viet" typeface="Arial"/>
+        <a:font script="Viet" typeface="Times New Roman"/>
         <a:font script="Uigh" typeface="Microsoft Uighur"/>
         <a:font script="Geor" typeface="Sylfaen"/>
-        <a:font script="Armn" typeface="Arial"/>
-        <a:font script="Bugi" typeface="Leelawadee UI"/>
-        <a:font script="Bopo" typeface="Microsoft JhengHei"/>
-        <a:font script="Java" typeface="Javanese Text"/>
-        <a:font script="Lisu" typeface="Segoe UI"/>
-        <a:font script="Mymr" typeface="Myanmar Text"/>
-        <a:font script="Nkoo" typeface="Ebrima"/>
-        <a:font script="Olck" typeface="Nirmala UI"/>
-        <a:font script="Osma" typeface="Ebrima"/>
-        <a:font script="Phag" typeface="Phagspa"/>
-        <a:font script="Syrn" typeface="Estrangelo Edessa"/>
-        <a:font script="Syrj" typeface="Estrangelo Edessa"/>
-        <a:font script="Syre" typeface="Estrangelo Edessa"/>
-        <a:font script="Sora" typeface="Nirmala UI"/>
-        <a:font script="Tale" typeface="Microsoft Tai Le"/>
-        <a:font script="Talu" typeface="Microsoft New Tai Lue"/>
-        <a:font script="Tfng" typeface="Ebrima"/>
       </a:minorFont>
     </a:fontScheme>
-    <a:fmtScheme name="Office">
+    <a:fmtScheme name="Metropolitan">
       <a:fillStyleLst>
         <a:solidFill>
           <a:schemeClr val="phClr"/>
@@ -15528,76 +15494,73 @@
           <a:gsLst>
             <a:gs pos="0">
               <a:schemeClr val="phClr">
+                <a:tint val="70000"/>
+                <a:satMod val="100000"/>
                 <a:lumMod val="110000"/>
-                <a:satMod val="105000"/>
-                <a:tint val="67000"/>
               </a:schemeClr>
             </a:gs>
             <a:gs pos="50000">
               <a:schemeClr val="phClr">
+                <a:tint val="75000"/>
+                <a:satMod val="101000"/>
                 <a:lumMod val="105000"/>
-                <a:satMod val="103000"/>
-                <a:tint val="73000"/>
               </a:schemeClr>
             </a:gs>
             <a:gs pos="100000">
               <a:schemeClr val="phClr">
+                <a:tint val="82000"/>
+                <a:satMod val="104000"/>
                 <a:lumMod val="105000"/>
-                <a:satMod val="109000"/>
-                <a:tint val="81000"/>
               </a:schemeClr>
             </a:gs>
           </a:gsLst>
-          <a:lin ang="5400000" scaled="0"/>
+          <a:lin ang="2700000" scaled="0"/>
         </a:gradFill>
         <a:gradFill rotWithShape="1">
           <a:gsLst>
             <a:gs pos="0">
               <a:schemeClr val="phClr">
-                <a:satMod val="103000"/>
+                <a:tint val="97000"/>
+                <a:satMod val="100000"/>
                 <a:lumMod val="102000"/>
-                <a:tint val="94000"/>
               </a:schemeClr>
             </a:gs>
             <a:gs pos="50000">
               <a:schemeClr val="phClr">
-                <a:satMod val="110000"/>
+                <a:shade val="100000"/>
+                <a:satMod val="100000"/>
                 <a:lumMod val="100000"/>
-                <a:shade val="100000"/>
               </a:schemeClr>
             </a:gs>
             <a:gs pos="100000">
               <a:schemeClr val="phClr">
+                <a:shade val="80000"/>
+                <a:satMod val="100000"/>
                 <a:lumMod val="99000"/>
-                <a:satMod val="120000"/>
-                <a:shade val="78000"/>
               </a:schemeClr>
             </a:gs>
           </a:gsLst>
-          <a:lin ang="5400000" scaled="0"/>
+          <a:lin ang="2700000" scaled="0"/>
         </a:gradFill>
       </a:fillStyleLst>
       <a:lnStyleLst>
+        <a:ln w="9525" cap="flat" cmpd="sng" algn="ctr">
+          <a:solidFill>
+            <a:schemeClr val="phClr"/>
+          </a:solidFill>
+          <a:prstDash val="solid"/>
+        </a:ln>
         <a:ln w="12700" cap="flat" cmpd="sng" algn="ctr">
           <a:solidFill>
             <a:schemeClr val="phClr"/>
           </a:solidFill>
           <a:prstDash val="solid"/>
-          <a:miter lim="800000"/>
         </a:ln>
         <a:ln w="19050" cap="flat" cmpd="sng" algn="ctr">
           <a:solidFill>
             <a:schemeClr val="phClr"/>
           </a:solidFill>
           <a:prstDash val="solid"/>
-          <a:miter lim="800000"/>
-        </a:ln>
-        <a:ln w="25400" cap="flat" cmpd="sng" algn="ctr">
-          <a:solidFill>
-            <a:schemeClr val="phClr"/>
-          </a:solidFill>
-          <a:prstDash val="solid"/>
-          <a:miter lim="800000"/>
         </a:ln>
       </a:lnStyleLst>
       <a:effectStyleLst>
@@ -15627,61 +15590,20 @@
             <a:satMod val="170000"/>
           </a:schemeClr>
         </a:solidFill>
-        <a:gradFill rotWithShape="1">
-          <a:gsLst>
-            <a:gs pos="0">
-              <a:schemeClr val="phClr">
-                <a:tint val="93000"/>
-                <a:satMod val="150000"/>
-                <a:shade val="98000"/>
-                <a:lumMod val="102000"/>
-              </a:schemeClr>
-            </a:gs>
-            <a:gs pos="50000">
-              <a:schemeClr val="phClr">
-                <a:tint val="98000"/>
-                <a:satMod val="130000"/>
-                <a:shade val="90000"/>
-                <a:lumMod val="103000"/>
-              </a:schemeClr>
-            </a:gs>
-            <a:gs pos="100000">
-              <a:schemeClr val="phClr">
-                <a:shade val="63000"/>
-                <a:satMod val="120000"/>
-              </a:schemeClr>
-            </a:gs>
-          </a:gsLst>
-          <a:lin ang="5400000" scaled="0"/>
-        </a:gradFill>
+        <a:solidFill>
+          <a:schemeClr val="phClr">
+            <a:shade val="95000"/>
+            <a:satMod val="170000"/>
+          </a:schemeClr>
+        </a:solidFill>
       </a:bgFillStyleLst>
     </a:fmtScheme>
   </a:themeElements>
-  <a:objectDefaults>
-    <a:lnDef>
-      <a:spPr/>
-      <a:bodyPr/>
-      <a:lstStyle/>
-      <a:style>
-        <a:lnRef idx="2">
-          <a:schemeClr val="accent1"/>
-        </a:lnRef>
-        <a:fillRef idx="0">
-          <a:schemeClr val="accent1"/>
-        </a:fillRef>
-        <a:effectRef idx="1">
-          <a:schemeClr val="accent1"/>
-        </a:effectRef>
-        <a:fontRef idx="minor">
-          <a:schemeClr val="tx1"/>
-        </a:fontRef>
-      </a:style>
-    </a:lnDef>
-  </a:objectDefaults>
+  <a:objectDefaults/>
   <a:extraClrSchemeLst/>
   <a:extLst>
     <a:ext uri="{05A4C25C-085E-4340-85A3-A5531E510DB2}">
-      <thm15:themeFamily xmlns:thm15="http://schemas.microsoft.com/office/thememl/2012/main" name="Office Theme" id="{2E142A2C-CD16-42D6-873A-C26D2A0506FA}" vid="{1BDDFF52-6CD6-40A5-AB3C-68EB2F1E4D0A}"/>
+      <thm15:themeFamily xmlns:thm15="http://schemas.microsoft.com/office/thememl/2012/main" name="Metropolitan" id="{4C5440D6-04D2-4954-96CF-F251137069B2}" vid="{79CFCA13-9412-4290-BB4B-85112F88857B}"/>
     </a:ext>
   </a:extLst>
 </a:theme>

--- a/อื่นๆ/รูปเล่ม.docx
+++ b/อื่นๆ/รูปเล่ม.docx
@@ -7241,11 +7241,15 @@
         <w:jc w:val="thaiDistribute"/>
         <w:rPr>
           <w:rFonts w:ascii="TH SarabunPSK" w:hAnsi="TH SarabunPSK" w:cs="TH SarabunPSK"/>
-        </w:rPr>
-      </w:pPr>
-      <w:r>
-        <w:rPr>
-          <w:rFonts w:ascii="TH SarabunPSK" w:hAnsi="TH SarabunPSK" w:cs="TH SarabunPSK" w:hint="cs"/>
+          <w:sz w:val="28"/>
+          <w:szCs w:val="32"/>
+        </w:rPr>
+      </w:pPr>
+      <w:r>
+        <w:rPr>
+          <w:rFonts w:ascii="TH SarabunPSK" w:hAnsi="TH SarabunPSK" w:cs="TH SarabunPSK" w:hint="cs"/>
+          <w:sz w:val="28"/>
+          <w:szCs w:val="32"/>
           <w:cs/>
         </w:rPr>
         <w:t>ขั้นตอนการทำงานหลักของระบบในการสั่งจ่ายยาเคมีบำบัด มีลำดับกระบวนการดังนี้</w:t>
@@ -11505,16 +11509,16 @@
         <mc:AlternateContent>
           <mc:Choice Requires="wps">
             <w:drawing>
-              <wp:anchor distT="0" distB="0" distL="114300" distR="114300" simplePos="0" relativeHeight="251687936" behindDoc="0" locked="0" layoutInCell="1" allowOverlap="1" wp14:anchorId="00FD9446" wp14:editId="04C17EA6">
+              <wp:anchor distT="0" distB="0" distL="114300" distR="114300" simplePos="0" relativeHeight="251687936" behindDoc="0" locked="0" layoutInCell="1" allowOverlap="1" wp14:anchorId="00FD9446" wp14:editId="2BD2ABF7">
                 <wp:simplePos x="0" y="0"/>
                 <wp:positionH relativeFrom="margin">
                   <wp:align>center</wp:align>
                 </wp:positionH>
                 <wp:positionV relativeFrom="paragraph">
-                  <wp:posOffset>1225550</wp:posOffset>
+                  <wp:posOffset>1222375</wp:posOffset>
                 </wp:positionV>
-                <wp:extent cx="4106173" cy="635"/>
-                <wp:effectExtent l="0" t="0" r="8890" b="6985"/>
+                <wp:extent cx="2380891" cy="635"/>
+                <wp:effectExtent l="0" t="0" r="635" b="6985"/>
                 <wp:wrapNone/>
                 <wp:docPr id="1891836100" name="Text Box 1"/>
                 <wp:cNvGraphicFramePr/>
@@ -11525,7 +11529,7 @@
                       <wps:spPr>
                         <a:xfrm>
                           <a:off x="0" y="0"/>
-                          <a:ext cx="4106173" cy="635"/>
+                          <a:ext cx="2380891" cy="635"/>
                         </a:xfrm>
                         <a:prstGeom prst="rect">
                           <a:avLst/>
@@ -11559,7 +11563,7 @@
                                 <w:szCs w:val="32"/>
                                 <w:cs/>
                               </w:rPr>
-                              <w:t>ภาพที่ 4.9 หน้าจอประวัติการทำรายการและรูปแบบฉลากยาสำหรับการพิมพ์</w:t>
+                              <w:t>ภาพที่ 4.9 รูปแบบฉลากยาสำหรับการพิมพ์</w:t>
                             </w:r>
                           </w:p>
                         </w:txbxContent>
@@ -11581,7 +11585,7 @@
           </mc:Choice>
           <mc:Fallback>
             <w:pict>
-              <v:shape w14:anchorId="00FD9446" id="_x0000_s1034" type="#_x0000_t202" style="position:absolute;margin-left:0;margin-top:96.5pt;width:323.3pt;height:.05pt;z-index:251687936;visibility:visible;mso-wrap-style:square;mso-width-percent:0;mso-wrap-distance-left:9pt;mso-wrap-distance-top:0;mso-wrap-distance-right:9pt;mso-wrap-distance-bottom:0;mso-position-horizontal:center;mso-position-horizontal-relative:margin;mso-position-vertical:absolute;mso-position-vertical-relative:text;mso-width-percent:0;mso-width-relative:margin;v-text-anchor:top" o:gfxdata="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" stroked="f">
+              <v:shape w14:anchorId="00FD9446" id="_x0000_s1034" type="#_x0000_t202" style="position:absolute;margin-left:0;margin-top:96.25pt;width:187.45pt;height:.05pt;z-index:251687936;visibility:visible;mso-wrap-style:square;mso-width-percent:0;mso-wrap-distance-left:9pt;mso-wrap-distance-top:0;mso-wrap-distance-right:9pt;mso-wrap-distance-bottom:0;mso-position-horizontal:center;mso-position-horizontal-relative:margin;mso-position-vertical:absolute;mso-position-vertical-relative:text;mso-width-percent:0;mso-width-relative:margin;v-text-anchor:top" o:gfxdata="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" stroked="f">
                 <v:textbox style="mso-fit-shape-to-text:t" inset="0,0,0,0">
                   <w:txbxContent>
                     <w:p>
@@ -11604,7 +11608,7 @@
                           <w:szCs w:val="32"/>
                           <w:cs/>
                         </w:rPr>
-                        <w:t>ภาพที่ 4.9 หน้าจอประวัติการทำรายการและรูปแบบฉลากยาสำหรับการพิมพ์</w:t>
+                        <w:t>ภาพที่ 4.9 รูปแบบฉลากยาสำหรับการพิมพ์</w:t>
                       </w:r>
                     </w:p>
                   </w:txbxContent>
@@ -11633,13 +11637,404 @@
           <w:szCs w:val="40"/>
         </w:rPr>
       </w:pPr>
-      <w:r>
-        <w:rPr>
-          <w:rFonts w:ascii="TH SarabunPSK" w:hAnsi="TH SarabunPSK" w:cs="TH SarabunPSK" w:hint="cs"/>
+    </w:p>
+    <w:p>
+      <w:pPr>
+        <w:jc w:val="center"/>
+        <w:rPr>
+          <w:rFonts w:ascii="TH SarabunPSK" w:hAnsi="TH SarabunPSK" w:cs="TH SarabunPSK"/>
           <w:b/>
           <w:bCs/>
           <w:sz w:val="40"/>
           <w:szCs w:val="40"/>
+        </w:rPr>
+      </w:pPr>
+      <w:r>
+        <w:rPr>
+          <w:noProof/>
+        </w:rPr>
+        <mc:AlternateContent>
+          <mc:Choice Requires="wps">
+            <w:drawing>
+              <wp:anchor distT="0" distB="0" distL="114300" distR="114300" simplePos="0" relativeHeight="251691008" behindDoc="0" locked="0" layoutInCell="1" allowOverlap="1" wp14:anchorId="5DCCB0E4" wp14:editId="677B42A9">
+                <wp:simplePos x="0" y="0"/>
+                <wp:positionH relativeFrom="column">
+                  <wp:posOffset>104140</wp:posOffset>
+                </wp:positionH>
+                <wp:positionV relativeFrom="paragraph">
+                  <wp:posOffset>2502535</wp:posOffset>
+                </wp:positionV>
+                <wp:extent cx="5735955" cy="635"/>
+                <wp:effectExtent l="0" t="0" r="0" b="0"/>
+                <wp:wrapNone/>
+                <wp:docPr id="899648695" name="Text Box 1"/>
+                <wp:cNvGraphicFramePr/>
+                <a:graphic xmlns:a="http://schemas.openxmlformats.org/drawingml/2006/main">
+                  <a:graphicData uri="http://schemas.microsoft.com/office/word/2010/wordprocessingShape">
+                    <wps:wsp>
+                      <wps:cNvSpPr txBox="1"/>
+                      <wps:spPr>
+                        <a:xfrm>
+                          <a:off x="0" y="0"/>
+                          <a:ext cx="5735955" cy="635"/>
+                        </a:xfrm>
+                        <a:prstGeom prst="rect">
+                          <a:avLst/>
+                        </a:prstGeom>
+                        <a:solidFill>
+                          <a:prstClr val="white"/>
+                        </a:solidFill>
+                        <a:ln>
+                          <a:noFill/>
+                        </a:ln>
+                      </wps:spPr>
+                      <wps:txbx>
+                        <w:txbxContent>
+                          <w:p>
+                            <w:pPr>
+                              <w:pStyle w:val="Caption"/>
+                              <w:jc w:val="center"/>
+                              <w:rPr>
+                                <w:rFonts w:ascii="TH SarabunPSK" w:hAnsi="TH SarabunPSK" w:cs="TH SarabunPSK" w:hint="cs"/>
+                                <w:b/>
+                                <w:bCs/>
+                                <w:sz w:val="32"/>
+                                <w:szCs w:val="32"/>
+                              </w:rPr>
+                            </w:pPr>
+                            <w:r>
+                              <w:rPr>
+                                <w:rFonts w:ascii="TH SarabunPSK" w:hAnsi="TH SarabunPSK" w:cs="TH SarabunPSK" w:hint="cs"/>
+                                <w:noProof/>
+                                <w:sz w:val="32"/>
+                                <w:szCs w:val="32"/>
+                                <w:cs/>
+                              </w:rPr>
+                              <w:t>ภาพที่ 4.10 หน้าจอประวัติการทำรายการย้อนหลัง</w:t>
+                            </w:r>
+                          </w:p>
+                        </w:txbxContent>
+                      </wps:txbx>
+                      <wps:bodyPr rot="0" spcFirstLastPara="0" vertOverflow="overflow" horzOverflow="overflow" vert="horz" wrap="square" lIns="0" tIns="0" rIns="0" bIns="0" numCol="1" spcCol="0" rtlCol="0" fromWordArt="0" anchor="t" anchorCtr="0" forceAA="0" compatLnSpc="1">
+                        <a:prstTxWarp prst="textNoShape">
+                          <a:avLst/>
+                        </a:prstTxWarp>
+                        <a:spAutoFit/>
+                      </wps:bodyPr>
+                    </wps:wsp>
+                  </a:graphicData>
+                </a:graphic>
+              </wp:anchor>
+            </w:drawing>
+          </mc:Choice>
+          <mc:Fallback>
+            <w:pict>
+              <v:shape w14:anchorId="5DCCB0E4" id="_x0000_s1035" type="#_x0000_t202" style="position:absolute;left:0;text-align:left;margin-left:8.2pt;margin-top:197.05pt;width:451.65pt;height:.05pt;z-index:251691008;visibility:visible;mso-wrap-style:square;mso-wrap-distance-left:9pt;mso-wrap-distance-top:0;mso-wrap-distance-right:9pt;mso-wrap-distance-bottom:0;mso-position-horizontal:absolute;mso-position-horizontal-relative:text;mso-position-vertical:absolute;mso-position-vertical-relative:text;v-text-anchor:top" o:gfxdata="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" stroked="f">
+                <v:textbox style="mso-fit-shape-to-text:t" inset="0,0,0,0">
+                  <w:txbxContent>
+                    <w:p>
+                      <w:pPr>
+                        <w:pStyle w:val="Caption"/>
+                        <w:jc w:val="center"/>
+                        <w:rPr>
+                          <w:rFonts w:ascii="TH SarabunPSK" w:hAnsi="TH SarabunPSK" w:cs="TH SarabunPSK" w:hint="cs"/>
+                          <w:b/>
+                          <w:bCs/>
+                          <w:sz w:val="32"/>
+                          <w:szCs w:val="32"/>
+                        </w:rPr>
+                      </w:pPr>
+                      <w:r>
+                        <w:rPr>
+                          <w:rFonts w:ascii="TH SarabunPSK" w:hAnsi="TH SarabunPSK" w:cs="TH SarabunPSK" w:hint="cs"/>
+                          <w:noProof/>
+                          <w:sz w:val="32"/>
+                          <w:szCs w:val="32"/>
+                          <w:cs/>
+                        </w:rPr>
+                        <w:t>ภาพที่ 4.10 หน้าจอประวัติการทำรายการย้อนหลัง</w:t>
+                      </w:r>
+                    </w:p>
+                  </w:txbxContent>
+                </v:textbox>
+              </v:shape>
+            </w:pict>
+          </mc:Fallback>
+        </mc:AlternateContent>
+      </w:r>
+      <w:r>
+        <w:rPr>
+          <w:rFonts w:ascii="TH SarabunPSK" w:hAnsi="TH SarabunPSK" w:cs="TH SarabunPSK"/>
+          <w:b/>
+          <w:bCs/>
+          <w:sz w:val="40"/>
+          <w:szCs w:val="40"/>
+          <w:cs/>
+        </w:rPr>
+        <w:drawing>
+          <wp:anchor distT="0" distB="0" distL="114300" distR="114300" simplePos="0" relativeHeight="251688960" behindDoc="0" locked="0" layoutInCell="1" allowOverlap="1" wp14:anchorId="566F75E5" wp14:editId="505F7B7F">
+            <wp:simplePos x="0" y="0"/>
+            <wp:positionH relativeFrom="margin">
+              <wp:align>center</wp:align>
+            </wp:positionH>
+            <wp:positionV relativeFrom="paragraph">
+              <wp:posOffset>4445</wp:posOffset>
+            </wp:positionV>
+            <wp:extent cx="5735955" cy="2440940"/>
+            <wp:effectExtent l="0" t="0" r="0" b="0"/>
+            <wp:wrapNone/>
+            <wp:docPr id="63039035" name="Picture 1"/>
+            <wp:cNvGraphicFramePr>
+              <a:graphicFrameLocks xmlns:a="http://schemas.openxmlformats.org/drawingml/2006/main" noChangeAspect="1"/>
+            </wp:cNvGraphicFramePr>
+            <a:graphic xmlns:a="http://schemas.openxmlformats.org/drawingml/2006/main">
+              <a:graphicData uri="http://schemas.openxmlformats.org/drawingml/2006/picture">
+                <pic:pic xmlns:pic="http://schemas.openxmlformats.org/drawingml/2006/picture">
+                  <pic:nvPicPr>
+                    <pic:cNvPr id="63039035" name=""/>
+                    <pic:cNvPicPr/>
+                  </pic:nvPicPr>
+                  <pic:blipFill rotWithShape="1">
+                    <a:blip r:embed="rId17">
+                      <a:extLst>
+                        <a:ext uri="{28A0092B-C50C-407E-A947-70E740481C1C}">
+                          <a14:useLocalDpi xmlns:a14="http://schemas.microsoft.com/office/drawing/2010/main" val="0"/>
+                        </a:ext>
+                      </a:extLst>
+                    </a:blip>
+                    <a:srcRect l="2468" t="3644" r="989" b="2596"/>
+                    <a:stretch>
+                      <a:fillRect/>
+                    </a:stretch>
+                  </pic:blipFill>
+                  <pic:spPr bwMode="auto">
+                    <a:xfrm>
+                      <a:off x="0" y="0"/>
+                      <a:ext cx="5735955" cy="2440940"/>
+                    </a:xfrm>
+                    <a:prstGeom prst="rect">
+                      <a:avLst/>
+                    </a:prstGeom>
+                    <a:ln>
+                      <a:noFill/>
+                    </a:ln>
+                    <a:extLst>
+                      <a:ext uri="{53640926-AAD7-44D8-BBD7-CCE9431645EC}">
+                        <a14:shadowObscured xmlns:a14="http://schemas.microsoft.com/office/drawing/2010/main"/>
+                      </a:ext>
+                    </a:extLst>
+                  </pic:spPr>
+                </pic:pic>
+              </a:graphicData>
+            </a:graphic>
+            <wp14:sizeRelH relativeFrom="margin">
+              <wp14:pctWidth>0</wp14:pctWidth>
+            </wp14:sizeRelH>
+            <wp14:sizeRelV relativeFrom="margin">
+              <wp14:pctHeight>0</wp14:pctHeight>
+            </wp14:sizeRelV>
+          </wp:anchor>
+        </w:drawing>
+      </w:r>
+    </w:p>
+    <w:p>
+      <w:pPr>
+        <w:jc w:val="center"/>
+        <w:rPr>
+          <w:rFonts w:ascii="TH SarabunPSK" w:hAnsi="TH SarabunPSK" w:cs="TH SarabunPSK"/>
+          <w:b/>
+          <w:bCs/>
+          <w:sz w:val="40"/>
+          <w:szCs w:val="40"/>
+        </w:rPr>
+      </w:pPr>
+    </w:p>
+    <w:p>
+      <w:pPr>
+        <w:jc w:val="center"/>
+        <w:rPr>
+          <w:rFonts w:ascii="TH SarabunPSK" w:hAnsi="TH SarabunPSK" w:cs="TH SarabunPSK"/>
+          <w:b/>
+          <w:bCs/>
+          <w:sz w:val="40"/>
+          <w:szCs w:val="40"/>
+        </w:rPr>
+      </w:pPr>
+    </w:p>
+    <w:p>
+      <w:pPr>
+        <w:jc w:val="center"/>
+        <w:rPr>
+          <w:rFonts w:ascii="TH SarabunPSK" w:hAnsi="TH SarabunPSK" w:cs="TH SarabunPSK"/>
+          <w:b/>
+          <w:bCs/>
+          <w:sz w:val="40"/>
+          <w:szCs w:val="40"/>
+        </w:rPr>
+      </w:pPr>
+    </w:p>
+    <w:p>
+      <w:pPr>
+        <w:jc w:val="center"/>
+        <w:rPr>
+          <w:rFonts w:ascii="TH SarabunPSK" w:hAnsi="TH SarabunPSK" w:cs="TH SarabunPSK"/>
+          <w:b/>
+          <w:bCs/>
+          <w:sz w:val="40"/>
+          <w:szCs w:val="40"/>
+        </w:rPr>
+      </w:pPr>
+    </w:p>
+    <w:p>
+      <w:pPr>
+        <w:jc w:val="center"/>
+        <w:rPr>
+          <w:rFonts w:ascii="TH SarabunPSK" w:hAnsi="TH SarabunPSK" w:cs="TH SarabunPSK"/>
+          <w:b/>
+          <w:bCs/>
+          <w:sz w:val="40"/>
+          <w:szCs w:val="40"/>
+        </w:rPr>
+      </w:pPr>
+    </w:p>
+    <w:p>
+      <w:pPr>
+        <w:jc w:val="center"/>
+        <w:rPr>
+          <w:rFonts w:ascii="TH SarabunPSK" w:hAnsi="TH SarabunPSK" w:cs="TH SarabunPSK"/>
+          <w:b/>
+          <w:bCs/>
+          <w:sz w:val="40"/>
+          <w:szCs w:val="40"/>
+        </w:rPr>
+      </w:pPr>
+    </w:p>
+    <w:p>
+      <w:pPr>
+        <w:jc w:val="center"/>
+        <w:rPr>
+          <w:rFonts w:ascii="TH SarabunPSK" w:hAnsi="TH SarabunPSK" w:cs="TH SarabunPSK"/>
+          <w:b/>
+          <w:bCs/>
+          <w:sz w:val="40"/>
+          <w:szCs w:val="40"/>
+        </w:rPr>
+      </w:pPr>
+    </w:p>
+    <w:p>
+      <w:pPr>
+        <w:jc w:val="center"/>
+        <w:rPr>
+          <w:rFonts w:ascii="TH SarabunPSK" w:hAnsi="TH SarabunPSK" w:cs="TH SarabunPSK"/>
+          <w:b/>
+          <w:bCs/>
+          <w:sz w:val="40"/>
+          <w:szCs w:val="40"/>
+        </w:rPr>
+      </w:pPr>
+    </w:p>
+    <w:p>
+      <w:pPr>
+        <w:jc w:val="center"/>
+        <w:rPr>
+          <w:rFonts w:ascii="TH SarabunPSK" w:hAnsi="TH SarabunPSK" w:cs="TH SarabunPSK"/>
+          <w:b/>
+          <w:bCs/>
+          <w:sz w:val="40"/>
+          <w:szCs w:val="40"/>
+        </w:rPr>
+      </w:pPr>
+    </w:p>
+    <w:p>
+      <w:pPr>
+        <w:jc w:val="center"/>
+        <w:rPr>
+          <w:rFonts w:ascii="TH SarabunPSK" w:hAnsi="TH SarabunPSK" w:cs="TH SarabunPSK"/>
+          <w:b/>
+          <w:bCs/>
+          <w:sz w:val="40"/>
+          <w:szCs w:val="40"/>
+        </w:rPr>
+      </w:pPr>
+    </w:p>
+    <w:p>
+      <w:pPr>
+        <w:jc w:val="center"/>
+        <w:rPr>
+          <w:rFonts w:ascii="TH SarabunPSK" w:hAnsi="TH SarabunPSK" w:cs="TH SarabunPSK"/>
+          <w:b/>
+          <w:bCs/>
+          <w:sz w:val="40"/>
+          <w:szCs w:val="40"/>
+        </w:rPr>
+      </w:pPr>
+    </w:p>
+    <w:p>
+      <w:pPr>
+        <w:jc w:val="center"/>
+        <w:rPr>
+          <w:rFonts w:ascii="TH SarabunPSK" w:hAnsi="TH SarabunPSK" w:cs="TH SarabunPSK"/>
+          <w:b/>
+          <w:bCs/>
+          <w:sz w:val="40"/>
+          <w:szCs w:val="40"/>
+        </w:rPr>
+      </w:pPr>
+    </w:p>
+    <w:p>
+      <w:pPr>
+        <w:jc w:val="center"/>
+        <w:rPr>
+          <w:rFonts w:ascii="TH SarabunPSK" w:hAnsi="TH SarabunPSK" w:cs="TH SarabunPSK"/>
+          <w:b/>
+          <w:bCs/>
+          <w:sz w:val="40"/>
+          <w:szCs w:val="40"/>
+        </w:rPr>
+      </w:pPr>
+    </w:p>
+    <w:p>
+      <w:pPr>
+        <w:jc w:val="center"/>
+        <w:rPr>
+          <w:rFonts w:ascii="TH SarabunPSK" w:hAnsi="TH SarabunPSK" w:cs="TH SarabunPSK"/>
+          <w:b/>
+          <w:bCs/>
+          <w:sz w:val="40"/>
+          <w:szCs w:val="40"/>
+        </w:rPr>
+      </w:pPr>
+    </w:p>
+    <w:p>
+      <w:pPr>
+        <w:jc w:val="center"/>
+        <w:rPr>
+          <w:rFonts w:ascii="TH SarabunPSK" w:hAnsi="TH SarabunPSK" w:cs="TH SarabunPSK"/>
+          <w:b/>
+          <w:bCs/>
+          <w:sz w:val="40"/>
+          <w:szCs w:val="40"/>
+        </w:rPr>
+      </w:pPr>
+    </w:p>
+    <w:p>
+      <w:pPr>
+        <w:jc w:val="center"/>
+        <w:rPr>
+          <w:rFonts w:ascii="TH SarabunPSK" w:hAnsi="TH SarabunPSK" w:cs="TH SarabunPSK"/>
+          <w:b/>
+          <w:bCs/>
+          <w:sz w:val="40"/>
+          <w:szCs w:val="40"/>
+        </w:rPr>
+      </w:pPr>
+      <w:r>
+        <w:rPr>
+          <w:rFonts w:ascii="TH SarabunPSK" w:hAnsi="TH SarabunPSK" w:cs="TH SarabunPSK" w:hint="cs"/>
+          <w:b/>
+          <w:bCs/>
+          <w:sz w:val="40"/>
+          <w:szCs w:val="40"/>
           <w:cs/>
         </w:rPr>
         <w:lastRenderedPageBreak/>
@@ -12185,7 +12580,16 @@
           <w:szCs w:val="32"/>
           <w:cs/>
         </w:rPr>
-        <w:t>เวอร์ชัน</w:t>
+        <w:t>เวอร์ชั่</w:t>
+      </w:r>
+      <w:r>
+        <w:rPr>
+          <w:rFonts w:ascii="TH SarabunPSK" w:hAnsi="TH SarabunPSK" w:cs="TH SarabunPSK"/>
+          <w:sz w:val="32"/>
+          <w:szCs w:val="32"/>
+          <w:cs/>
+        </w:rPr>
+        <w:t>น</w:t>
       </w:r>
       <w:proofErr w:type="spellEnd"/>
       <w:r>
